--- a/results/extensive/ext_reg_reghdfe_IntraMax.docx
+++ b/results/extensive/ext_reg_reghdfe_IntraMax.docx
@@ -132,7 +132,7 @@
               <w:jc w:val="right"/>
             </w:pPr>
             <w:r>
-              <w:t xml:space="preserve">dur1</w:t>
+              <w:t xml:space="preserve">Years of existence</w:t>
             </w:r>
           </w:p>
         </w:tc>
@@ -153,7 +153,7 @@
               <w:jc w:val="right"/>
             </w:pPr>
             <w:r>
-              <w:t xml:space="preserve">dur2</w:t>
+              <w:t xml:space="preserve">Time since appearance</w:t>
             </w:r>
           </w:p>
         </w:tc>
@@ -174,7 +174,7 @@
               <w:jc w:val="right"/>
             </w:pPr>
             <w:r>
-              <w:t xml:space="preserve">dur3</w:t>
+              <w:t xml:space="preserve">Time since appearance with zero trade</w:t>
             </w:r>
           </w:p>
         </w:tc>
@@ -195,7 +195,7 @@
               <w:jc w:val="right"/>
             </w:pPr>
             <w:r>
-              <w:t xml:space="preserve">dur1</w:t>
+              <w:t xml:space="preserve">Years of existence</w:t>
             </w:r>
           </w:p>
         </w:tc>
@@ -216,7 +216,7 @@
               <w:jc w:val="right"/>
             </w:pPr>
             <w:r>
-              <w:t xml:space="preserve">dur2</w:t>
+              <w:t xml:space="preserve">Time since appearance</w:t>
             </w:r>
           </w:p>
         </w:tc>
@@ -237,7 +237,7 @@
               <w:jc w:val="right"/>
             </w:pPr>
             <w:r>
-              <w:t xml:space="preserve">dur3</w:t>
+              <w:t xml:space="preserve">Time since appearance with zero trade</w:t>
             </w:r>
           </w:p>
         </w:tc>
@@ -281,7 +281,7 @@
               <w:jc w:val="right"/>
             </w:pPr>
             <w:r>
-              <w:t xml:space="preserve">-7.35e-05***</w:t>
+              <w:t xml:space="preserve">-2.94e-04***</w:t>
             </w:r>
           </w:p>
         </w:tc>
@@ -302,7 +302,7 @@
               <w:jc w:val="right"/>
             </w:pPr>
             <w:r>
-              <w:t xml:space="preserve">-9.18e-05***</w:t>
+              <w:t xml:space="preserve">-8.95e-05***</w:t>
             </w:r>
           </w:p>
         </w:tc>
@@ -323,7 +323,7 @@
               <w:jc w:val="right"/>
             </w:pPr>
             <w:r>
-              <w:t xml:space="preserve">4.53e-05***</w:t>
+              <w:t xml:space="preserve">9.58e-05***</w:t>
             </w:r>
           </w:p>
         </w:tc>
@@ -344,7 +344,7 @@
               <w:jc w:val="right"/>
             </w:pPr>
             <w:r>
-              <w:t xml:space="preserve">-7.67e-05***</w:t>
+              <w:t xml:space="preserve">-3.07e-04***</w:t>
             </w:r>
           </w:p>
         </w:tc>
@@ -365,7 +365,7 @@
               <w:jc w:val="right"/>
             </w:pPr>
             <w:r>
-              <w:t xml:space="preserve">-1.00e-04***</w:t>
+              <w:t xml:space="preserve">-9.78e-05***</w:t>
             </w:r>
           </w:p>
         </w:tc>
@@ -386,7 +386,7 @@
               <w:jc w:val="right"/>
             </w:pPr>
             <w:r>
-              <w:t xml:space="preserve">-3.12e-04***</w:t>
+              <w:t xml:space="preserve">8.76e-05***</w:t>
             </w:r>
           </w:p>
         </w:tc>
@@ -425,112 +425,112 @@
               <w:jc w:val="right"/>
             </w:pPr>
             <w:r>
-              <w:t xml:space="preserve">[-8.70e-05, -6.00e-05]</w:t>
-            </w:r>
-          </w:p>
-        </w:tc>
-        <w:tc>
-          <w:tcPr>
-            <w:tcW w:w="1337" w:type="dxa"/>
-            <w:tcBorders>
-              <w:top w:val="nil" w:color="000000"/>
-              <w:left w:val="nil" w:color="000000"/>
-              <w:bottom w:val="nil" w:color="000000"/>
-              <w:right w:val="nil" w:color="000000"/>
-            </w:tcBorders>
-            <w:vAlign w:val="bottom"/>
-          </w:tcPr>
-          <w:p>
-            <w:pPr>
-              <w:spacing w:after="0"/>
-              <w:jc w:val="right"/>
-            </w:pPr>
-            <w:r>
-              <w:t xml:space="preserve">[-1.03e-04, -8.09e-05]</w:t>
-            </w:r>
-          </w:p>
-        </w:tc>
-        <w:tc>
-          <w:tcPr>
-            <w:tcW w:w="1337" w:type="dxa"/>
-            <w:tcBorders>
-              <w:top w:val="nil" w:color="000000"/>
-              <w:left w:val="nil" w:color="000000"/>
-              <w:bottom w:val="nil" w:color="000000"/>
-              <w:right w:val="nil" w:color="000000"/>
-            </w:tcBorders>
-            <w:vAlign w:val="bottom"/>
-          </w:tcPr>
-          <w:p>
-            <w:pPr>
-              <w:spacing w:after="0"/>
-              <w:jc w:val="right"/>
-            </w:pPr>
-            <w:r>
-              <w:t xml:space="preserve">[3.89e-05,  5.17e-05]</w:t>
-            </w:r>
-          </w:p>
-        </w:tc>
-        <w:tc>
-          <w:tcPr>
-            <w:tcW w:w="1337" w:type="dxa"/>
-            <w:tcBorders>
-              <w:top w:val="nil" w:color="000000"/>
-              <w:left w:val="nil" w:color="000000"/>
-              <w:bottom w:val="nil" w:color="000000"/>
-              <w:right w:val="nil" w:color="000000"/>
-            </w:tcBorders>
-            <w:vAlign w:val="bottom"/>
-          </w:tcPr>
-          <w:p>
-            <w:pPr>
-              <w:spacing w:after="0"/>
-              <w:jc w:val="right"/>
-            </w:pPr>
-            <w:r>
-              <w:t xml:space="preserve">[-9.11e-05, -6.22e-05]</w:t>
-            </w:r>
-          </w:p>
-        </w:tc>
-        <w:tc>
-          <w:tcPr>
-            <w:tcW w:w="1337" w:type="dxa"/>
-            <w:tcBorders>
-              <w:top w:val="nil" w:color="000000"/>
-              <w:left w:val="nil" w:color="000000"/>
-              <w:bottom w:val="nil" w:color="000000"/>
-              <w:right w:val="nil" w:color="000000"/>
-            </w:tcBorders>
-            <w:vAlign w:val="bottom"/>
-          </w:tcPr>
-          <w:p>
-            <w:pPr>
-              <w:spacing w:after="0"/>
-              <w:jc w:val="right"/>
-            </w:pPr>
-            <w:r>
-              <w:t xml:space="preserve">[-1.12e-04, -8.86e-05]</w:t>
-            </w:r>
-          </w:p>
-        </w:tc>
-        <w:tc>
-          <w:tcPr>
-            <w:tcW w:w="1337" w:type="dxa"/>
-            <w:tcBorders>
-              <w:top w:val="nil" w:color="000000"/>
-              <w:left w:val="nil" w:color="000000"/>
-              <w:bottom w:val="nil" w:color="000000"/>
-              <w:right w:val="nil" w:color="000000"/>
-            </w:tcBorders>
-            <w:vAlign w:val="bottom"/>
-          </w:tcPr>
-          <w:p>
-            <w:pPr>
-              <w:spacing w:after="0"/>
-              <w:jc w:val="right"/>
-            </w:pPr>
-            <w:r>
-              <w:t xml:space="preserve">[-3.18e-04, -3.05e-04]</w:t>
+              <w:t xml:space="preserve">[-3.48e-04, -2.40e-04]</w:t>
+            </w:r>
+          </w:p>
+        </w:tc>
+        <w:tc>
+          <w:tcPr>
+            <w:tcW w:w="1337" w:type="dxa"/>
+            <w:tcBorders>
+              <w:top w:val="nil" w:color="000000"/>
+              <w:left w:val="nil" w:color="000000"/>
+              <w:bottom w:val="nil" w:color="000000"/>
+              <w:right w:val="nil" w:color="000000"/>
+            </w:tcBorders>
+            <w:vAlign w:val="bottom"/>
+          </w:tcPr>
+          <w:p>
+            <w:pPr>
+              <w:spacing w:after="0"/>
+              <w:jc w:val="right"/>
+            </w:pPr>
+            <w:r>
+              <w:t xml:space="preserve">[-1.00e-04, -7.88e-05]</w:t>
+            </w:r>
+          </w:p>
+        </w:tc>
+        <w:tc>
+          <w:tcPr>
+            <w:tcW w:w="1337" w:type="dxa"/>
+            <w:tcBorders>
+              <w:top w:val="nil" w:color="000000"/>
+              <w:left w:val="nil" w:color="000000"/>
+              <w:bottom w:val="nil" w:color="000000"/>
+              <w:right w:val="nil" w:color="000000"/>
+            </w:tcBorders>
+            <w:vAlign w:val="bottom"/>
+          </w:tcPr>
+          <w:p>
+            <w:pPr>
+              <w:spacing w:after="0"/>
+              <w:jc w:val="right"/>
+            </w:pPr>
+            <w:r>
+              <w:t xml:space="preserve">[9.32e-05,  9.84e-05]</w:t>
+            </w:r>
+          </w:p>
+        </w:tc>
+        <w:tc>
+          <w:tcPr>
+            <w:tcW w:w="1337" w:type="dxa"/>
+            <w:tcBorders>
+              <w:top w:val="nil" w:color="000000"/>
+              <w:left w:val="nil" w:color="000000"/>
+              <w:bottom w:val="nil" w:color="000000"/>
+              <w:right w:val="nil" w:color="000000"/>
+            </w:tcBorders>
+            <w:vAlign w:val="bottom"/>
+          </w:tcPr>
+          <w:p>
+            <w:pPr>
+              <w:spacing w:after="0"/>
+              <w:jc w:val="right"/>
+            </w:pPr>
+            <w:r>
+              <w:t xml:space="preserve">[-3.64e-04, -2.49e-04]</w:t>
+            </w:r>
+          </w:p>
+        </w:tc>
+        <w:tc>
+          <w:tcPr>
+            <w:tcW w:w="1337" w:type="dxa"/>
+            <w:tcBorders>
+              <w:top w:val="nil" w:color="000000"/>
+              <w:left w:val="nil" w:color="000000"/>
+              <w:bottom w:val="nil" w:color="000000"/>
+              <w:right w:val="nil" w:color="000000"/>
+            </w:tcBorders>
+            <w:vAlign w:val="bottom"/>
+          </w:tcPr>
+          <w:p>
+            <w:pPr>
+              <w:spacing w:after="0"/>
+              <w:jc w:val="right"/>
+            </w:pPr>
+            <w:r>
+              <w:t xml:space="preserve">[-1.09e-04, -8.63e-05]</w:t>
+            </w:r>
+          </w:p>
+        </w:tc>
+        <w:tc>
+          <w:tcPr>
+            <w:tcW w:w="1337" w:type="dxa"/>
+            <w:tcBorders>
+              <w:top w:val="nil" w:color="000000"/>
+              <w:left w:val="nil" w:color="000000"/>
+              <w:bottom w:val="nil" w:color="000000"/>
+              <w:right w:val="nil" w:color="000000"/>
+            </w:tcBorders>
+            <w:vAlign w:val="bottom"/>
+          </w:tcPr>
+          <w:p>
+            <w:pPr>
+              <w:spacing w:after="0"/>
+              <w:jc w:val="right"/>
+            </w:pPr>
+            <w:r>
+              <w:t xml:space="preserve">[7.53e-05,  9.99e-05]</w:t>
             </w:r>
           </w:p>
         </w:tc>
@@ -688,7 +688,7 @@
               <w:jc w:val="right"/>
             </w:pPr>
             <w:r>
-              <w:t xml:space="preserve">1.50e-06***</w:t>
+              <w:t xml:space="preserve">2.41e-05***</w:t>
             </w:r>
           </w:p>
         </w:tc>
@@ -730,28 +730,28 @@
               <w:jc w:val="right"/>
             </w:pPr>
             <w:r>
-              <w:t xml:space="preserve">-2.17e-08***</w:t>
-            </w:r>
-          </w:p>
-        </w:tc>
-        <w:tc>
-          <w:tcPr>
-            <w:tcW w:w="1337" w:type="dxa"/>
-            <w:tcBorders>
-              <w:top w:val="nil" w:color="000000"/>
-              <w:left w:val="nil" w:color="000000"/>
-              <w:bottom w:val="nil" w:color="000000"/>
-              <w:right w:val="nil" w:color="000000"/>
-            </w:tcBorders>
-            <w:vAlign w:val="bottom"/>
-          </w:tcPr>
-          <w:p>
-            <w:pPr>
-              <w:spacing w:after="0"/>
-              <w:jc w:val="right"/>
-            </w:pPr>
-            <w:r>
-              <w:t xml:space="preserve">1.53e-06***</w:t>
+              <w:t xml:space="preserve">1.56e-07***</w:t>
+            </w:r>
+          </w:p>
+        </w:tc>
+        <w:tc>
+          <w:tcPr>
+            <w:tcW w:w="1337" w:type="dxa"/>
+            <w:tcBorders>
+              <w:top w:val="nil" w:color="000000"/>
+              <w:left w:val="nil" w:color="000000"/>
+              <w:bottom w:val="nil" w:color="000000"/>
+              <w:right w:val="nil" w:color="000000"/>
+            </w:tcBorders>
+            <w:vAlign w:val="bottom"/>
+          </w:tcPr>
+          <w:p>
+            <w:pPr>
+              <w:spacing w:after="0"/>
+              <w:jc w:val="right"/>
+            </w:pPr>
+            <w:r>
+              <w:t xml:space="preserve">2.45e-05***</w:t>
             </w:r>
           </w:p>
         </w:tc>
@@ -793,7 +793,7 @@
               <w:jc w:val="right"/>
             </w:pPr>
             <w:r>
-              <w:t xml:space="preserve">1.65e-07***</w:t>
+              <w:t xml:space="preserve">3.98e-07***</w:t>
             </w:r>
           </w:p>
         </w:tc>
@@ -832,7 +832,7 @@
               <w:jc w:val="right"/>
             </w:pPr>
             <w:r>
-              <w:t xml:space="preserve">[1.36e-06,  1.65e-06]</w:t>
+              <w:t xml:space="preserve">[2.17e-05,  2.64e-05]</w:t>
             </w:r>
           </w:p>
         </w:tc>
@@ -874,28 +874,28 @@
               <w:jc w:val="right"/>
             </w:pPr>
             <w:r>
-              <w:t xml:space="preserve">[-2.50e-08, -1.83e-08]</w:t>
-            </w:r>
-          </w:p>
-        </w:tc>
-        <w:tc>
-          <w:tcPr>
-            <w:tcW w:w="1337" w:type="dxa"/>
-            <w:tcBorders>
-              <w:top w:val="nil" w:color="000000"/>
-              <w:left w:val="nil" w:color="000000"/>
-              <w:bottom w:val="nil" w:color="000000"/>
-              <w:right w:val="nil" w:color="000000"/>
-            </w:tcBorders>
-            <w:vAlign w:val="bottom"/>
-          </w:tcPr>
-          <w:p>
-            <w:pPr>
-              <w:spacing w:after="0"/>
-              <w:jc w:val="right"/>
-            </w:pPr>
-            <w:r>
-              <w:t xml:space="preserve">[1.38e-06,  1.69e-06]</w:t>
+              <w:t xml:space="preserve">[1.14e-07,  1.97e-07]</w:t>
+            </w:r>
+          </w:p>
+        </w:tc>
+        <w:tc>
+          <w:tcPr>
+            <w:tcW w:w="1337" w:type="dxa"/>
+            <w:tcBorders>
+              <w:top w:val="nil" w:color="000000"/>
+              <w:left w:val="nil" w:color="000000"/>
+              <w:bottom w:val="nil" w:color="000000"/>
+              <w:right w:val="nil" w:color="000000"/>
+            </w:tcBorders>
+            <w:vAlign w:val="bottom"/>
+          </w:tcPr>
+          <w:p>
+            <w:pPr>
+              <w:spacing w:after="0"/>
+              <w:jc w:val="right"/>
+            </w:pPr>
+            <w:r>
+              <w:t xml:space="preserve">[2.20e-05,  2.71e-05]</w:t>
             </w:r>
           </w:p>
         </w:tc>
@@ -937,7 +937,7 @@
               <w:jc w:val="right"/>
             </w:pPr>
             <w:r>
-              <w:t xml:space="preserve">[1.62e-07,  1.69e-07]</w:t>
+              <w:t xml:space="preserve">[2.67e-07,  5.29e-07]</w:t>
             </w:r>
           </w:p>
         </w:tc>
@@ -1137,7 +1137,7 @@
               <w:jc w:val="right"/>
             </w:pPr>
             <w:r>
-              <w:t xml:space="preserve">-1.17e-04***</w:t>
+              <w:t xml:space="preserve">-3.37e-04***</w:t>
             </w:r>
           </w:p>
         </w:tc>
@@ -1200,7 +1200,7 @@
               <w:jc w:val="right"/>
             </w:pPr>
             <w:r>
-              <w:t xml:space="preserve">-2.32e-04***</w:t>
+              <w:t xml:space="preserve">-3.50e-04***</w:t>
             </w:r>
           </w:p>
         </w:tc>
@@ -1281,7 +1281,7 @@
               <w:jc w:val="right"/>
             </w:pPr>
             <w:r>
-              <w:t xml:space="preserve">[-1.32e-04, -1.02e-04]</w:t>
+              <w:t xml:space="preserve">[-3.56e-04, -3.18e-04]</w:t>
             </w:r>
           </w:p>
         </w:tc>
@@ -1344,7 +1344,7 @@
               <w:jc w:val="right"/>
             </w:pPr>
             <w:r>
-              <w:t xml:space="preserve">[-2.50e-04, -2.15e-04]</w:t>
+              <w:t xml:space="preserve">[-3.71e-04, -3.30e-04]</w:t>
             </w:r>
           </w:p>
         </w:tc>
@@ -1544,7 +1544,7 @@
               <w:jc w:val="right"/>
             </w:pPr>
             <w:r>
-              <w:t xml:space="preserve">0.004***</w:t>
+              <w:t xml:space="preserve">0.010***</w:t>
             </w:r>
           </w:p>
         </w:tc>
@@ -1607,7 +1607,7 @@
               <w:jc w:val="right"/>
             </w:pPr>
             <w:r>
-              <w:t xml:space="preserve">0.006***</w:t>
+              <w:t xml:space="preserve">0.010***</w:t>
             </w:r>
           </w:p>
         </w:tc>
@@ -1688,7 +1688,7 @@
               <w:jc w:val="right"/>
             </w:pPr>
             <w:r>
-              <w:t xml:space="preserve">[0.004,   0.005]</w:t>
+              <w:t xml:space="preserve">[0.009,   0.011]</w:t>
             </w:r>
           </w:p>
         </w:tc>
@@ -1751,7 +1751,7 @@
               <w:jc w:val="right"/>
             </w:pPr>
             <w:r>
-              <w:t xml:space="preserve">[0.005,   0.006]</w:t>
+              <w:t xml:space="preserve">[0.009,   0.011]</w:t>
             </w:r>
           </w:p>
         </w:tc>
@@ -1951,6 +1951,27 @@
               <w:jc w:val="right"/>
             </w:pPr>
             <w:r>
+              <w:t xml:space="preserve">-0.008***</w:t>
+            </w:r>
+          </w:p>
+        </w:tc>
+        <w:tc>
+          <w:tcPr>
+            <w:tcW w:w="1337" w:type="dxa"/>
+            <w:tcBorders>
+              <w:top w:val="nil" w:color="000000"/>
+              <w:left w:val="nil" w:color="000000"/>
+              <w:bottom w:val="nil" w:color="000000"/>
+              <w:right w:val="nil" w:color="000000"/>
+            </w:tcBorders>
+            <w:vAlign w:val="bottom"/>
+          </w:tcPr>
+          <w:p>
+            <w:pPr>
+              <w:spacing w:after="0"/>
+              <w:jc w:val="right"/>
+            </w:pPr>
+            <w:r>
               <w:t xml:space="preserve">-0.006***</w:t>
             </w:r>
           </w:p>
@@ -1993,28 +2014,7 @@
               <w:jc w:val="right"/>
             </w:pPr>
             <w:r>
-              <w:t xml:space="preserve">-0.006***</w:t>
-            </w:r>
-          </w:p>
-        </w:tc>
-        <w:tc>
-          <w:tcPr>
-            <w:tcW w:w="1337" w:type="dxa"/>
-            <w:tcBorders>
-              <w:top w:val="nil" w:color="000000"/>
-              <w:left w:val="nil" w:color="000000"/>
-              <w:bottom w:val="nil" w:color="000000"/>
-              <w:right w:val="nil" w:color="000000"/>
-            </w:tcBorders>
-            <w:vAlign w:val="bottom"/>
-          </w:tcPr>
-          <w:p>
-            <w:pPr>
-              <w:spacing w:after="0"/>
-              <w:jc w:val="right"/>
-            </w:pPr>
-            <w:r>
-              <w:t xml:space="preserve">-0.006***</w:t>
+              <w:t xml:space="preserve">-0.008***</w:t>
             </w:r>
           </w:p>
         </w:tc>
@@ -2095,6 +2095,27 @@
               <w:jc w:val="right"/>
             </w:pPr>
             <w:r>
+              <w:t xml:space="preserve">[-0.008,  -0.008]</w:t>
+            </w:r>
+          </w:p>
+        </w:tc>
+        <w:tc>
+          <w:tcPr>
+            <w:tcW w:w="1337" w:type="dxa"/>
+            <w:tcBorders>
+              <w:top w:val="nil" w:color="000000"/>
+              <w:left w:val="nil" w:color="000000"/>
+              <w:bottom w:val="nil" w:color="000000"/>
+              <w:right w:val="nil" w:color="000000"/>
+            </w:tcBorders>
+            <w:vAlign w:val="bottom"/>
+          </w:tcPr>
+          <w:p>
+            <w:pPr>
+              <w:spacing w:after="0"/>
+              <w:jc w:val="right"/>
+            </w:pPr>
+            <w:r>
               <w:t xml:space="preserve">[-0.006,  -0.006]</w:t>
             </w:r>
           </w:p>
@@ -2137,28 +2158,7 @@
               <w:jc w:val="right"/>
             </w:pPr>
             <w:r>
-              <w:t xml:space="preserve">[-0.006,  -0.006]</w:t>
-            </w:r>
-          </w:p>
-        </w:tc>
-        <w:tc>
-          <w:tcPr>
-            <w:tcW w:w="1337" w:type="dxa"/>
-            <w:tcBorders>
-              <w:top w:val="nil" w:color="000000"/>
-              <w:left w:val="nil" w:color="000000"/>
-              <w:bottom w:val="nil" w:color="000000"/>
-              <w:right w:val="nil" w:color="000000"/>
-            </w:tcBorders>
-            <w:vAlign w:val="bottom"/>
-          </w:tcPr>
-          <w:p>
-            <w:pPr>
-              <w:spacing w:after="0"/>
-              <w:jc w:val="right"/>
-            </w:pPr>
-            <w:r>
-              <w:t xml:space="preserve">[-0.006,  -0.006]</w:t>
+              <w:t xml:space="preserve">[-0.008,  -0.008]</w:t>
             </w:r>
           </w:p>
         </w:tc>
@@ -2358,7 +2358,7 @@
               <w:jc w:val="right"/>
             </w:pPr>
             <w:r>
-              <w:t xml:space="preserve">0.006***</w:t>
+              <w:t xml:space="preserve">0.007***</w:t>
             </w:r>
           </w:p>
         </w:tc>
@@ -2502,7 +2502,7 @@
               <w:jc w:val="right"/>
             </w:pPr>
             <w:r>
-              <w:t xml:space="preserve">[0.005,   0.006]</w:t>
+              <w:t xml:space="preserve">[0.006,   0.007]</w:t>
             </w:r>
           </w:p>
         </w:tc>
@@ -2828,7 +2828,7 @@
               <w:jc w:val="right"/>
             </w:pPr>
             <w:r>
-              <w:t xml:space="preserve">0.030***</w:t>
+              <w:t xml:space="preserve">0.029***</w:t>
             </w:r>
           </w:p>
         </w:tc>
@@ -2909,7 +2909,7 @@
               <w:jc w:val="right"/>
             </w:pPr>
             <w:r>
-              <w:t xml:space="preserve">[0.026,   0.037]</w:t>
+              <w:t xml:space="preserve">[0.025,   0.039]</w:t>
             </w:r>
           </w:p>
         </w:tc>
@@ -2972,7 +2972,7 @@
               <w:jc w:val="right"/>
             </w:pPr>
             <w:r>
-              <w:t xml:space="preserve">[0.024,   0.035]</w:t>
+              <w:t xml:space="preserve">[0.022,   0.036]</w:t>
             </w:r>
           </w:p>
         </w:tc>
@@ -3172,6 +3172,27 @@
               <w:jc w:val="right"/>
             </w:pPr>
             <w:r>
+              <w:t xml:space="preserve">-0.004***</w:t>
+            </w:r>
+          </w:p>
+        </w:tc>
+        <w:tc>
+          <w:tcPr>
+            <w:tcW w:w="1337" w:type="dxa"/>
+            <w:tcBorders>
+              <w:top w:val="nil" w:color="000000"/>
+              <w:left w:val="nil" w:color="000000"/>
+              <w:bottom w:val="nil" w:color="000000"/>
+              <w:right w:val="nil" w:color="000000"/>
+            </w:tcBorders>
+            <w:vAlign w:val="bottom"/>
+          </w:tcPr>
+          <w:p>
+            <w:pPr>
+              <w:spacing w:after="0"/>
+              <w:jc w:val="right"/>
+            </w:pPr>
+            <w:r>
               <w:t xml:space="preserve">-0.002***</w:t>
             </w:r>
           </w:p>
@@ -3214,28 +3235,7 @@
               <w:jc w:val="right"/>
             </w:pPr>
             <w:r>
-              <w:t xml:space="preserve">-0.002***</w:t>
-            </w:r>
-          </w:p>
-        </w:tc>
-        <w:tc>
-          <w:tcPr>
-            <w:tcW w:w="1337" w:type="dxa"/>
-            <w:tcBorders>
-              <w:top w:val="nil" w:color="000000"/>
-              <w:left w:val="nil" w:color="000000"/>
-              <w:bottom w:val="nil" w:color="000000"/>
-              <w:right w:val="nil" w:color="000000"/>
-            </w:tcBorders>
-            <w:vAlign w:val="bottom"/>
-          </w:tcPr>
-          <w:p>
-            <w:pPr>
-              <w:spacing w:after="0"/>
-              <w:jc w:val="right"/>
-            </w:pPr>
-            <w:r>
-              <w:t xml:space="preserve">-0.002**</w:t>
+              <w:t xml:space="preserve">-0.003**</w:t>
             </w:r>
           </w:p>
         </w:tc>
@@ -3316,6 +3316,27 @@
               <w:jc w:val="right"/>
             </w:pPr>
             <w:r>
+              <w:t xml:space="preserve">[-0.007,  -0.002]</w:t>
+            </w:r>
+          </w:p>
+        </w:tc>
+        <w:tc>
+          <w:tcPr>
+            <w:tcW w:w="1337" w:type="dxa"/>
+            <w:tcBorders>
+              <w:top w:val="nil" w:color="000000"/>
+              <w:left w:val="nil" w:color="000000"/>
+              <w:bottom w:val="nil" w:color="000000"/>
+              <w:right w:val="nil" w:color="000000"/>
+            </w:tcBorders>
+            <w:vAlign w:val="bottom"/>
+          </w:tcPr>
+          <w:p>
+            <w:pPr>
+              <w:spacing w:after="0"/>
+              <w:jc w:val="right"/>
+            </w:pPr>
+            <w:r>
               <w:t xml:space="preserve">[-0.004,  -0.001]</w:t>
             </w:r>
           </w:p>
@@ -3358,28 +3379,7 @@
               <w:jc w:val="right"/>
             </w:pPr>
             <w:r>
-              <w:t xml:space="preserve">[-0.004,  -0.001]</w:t>
-            </w:r>
-          </w:p>
-        </w:tc>
-        <w:tc>
-          <w:tcPr>
-            <w:tcW w:w="1337" w:type="dxa"/>
-            <w:tcBorders>
-              <w:top w:val="nil" w:color="000000"/>
-              <w:left w:val="nil" w:color="000000"/>
-              <w:bottom w:val="nil" w:color="000000"/>
-              <w:right w:val="nil" w:color="000000"/>
-            </w:tcBorders>
-            <w:vAlign w:val="bottom"/>
-          </w:tcPr>
-          <w:p>
-            <w:pPr>
-              <w:spacing w:after="0"/>
-              <w:jc w:val="right"/>
-            </w:pPr>
-            <w:r>
-              <w:t xml:space="preserve">[-0.003,  -0.000]</w:t>
+              <w:t xml:space="preserve">[-0.005,  -0.001]</w:t>
             </w:r>
           </w:p>
         </w:tc>
@@ -3579,7 +3579,7 @@
               <w:jc w:val="right"/>
             </w:pPr>
             <w:r>
-              <w:t xml:space="preserve">0.003***</w:t>
+              <w:t xml:space="preserve">0.007***</w:t>
             </w:r>
           </w:p>
         </w:tc>
@@ -3642,7 +3642,7 @@
               <w:jc w:val="right"/>
             </w:pPr>
             <w:r>
-              <w:t xml:space="preserve">0.005***</w:t>
+              <w:t xml:space="preserve">0.006***</w:t>
             </w:r>
           </w:p>
         </w:tc>
@@ -3723,7 +3723,7 @@
               <w:jc w:val="right"/>
             </w:pPr>
             <w:r>
-              <w:t xml:space="preserve">[0.003,   0.004]</w:t>
+              <w:t xml:space="preserve">[0.007,   0.008]</w:t>
             </w:r>
           </w:p>
         </w:tc>
@@ -3786,7 +3786,7 @@
               <w:jc w:val="right"/>
             </w:pPr>
             <w:r>
-              <w:t xml:space="preserve">[0.005,   0.005]</w:t>
+              <w:t xml:space="preserve">[0.006,   0.007]</w:t>
             </w:r>
           </w:p>
         </w:tc>
@@ -3986,7 +3986,7 @@
               <w:jc w:val="right"/>
             </w:pPr>
             <w:r>
-              <w:t xml:space="preserve">0.019***</w:t>
+              <w:t xml:space="preserve">0.020***</w:t>
             </w:r>
           </w:p>
         </w:tc>
@@ -4130,6 +4130,27 @@
               <w:jc w:val="right"/>
             </w:pPr>
             <w:r>
+              <w:t xml:space="preserve">[0.015,   0.025]</w:t>
+            </w:r>
+          </w:p>
+        </w:tc>
+        <w:tc>
+          <w:tcPr>
+            <w:tcW w:w="1337" w:type="dxa"/>
+            <w:tcBorders>
+              <w:top w:val="nil" w:color="000000"/>
+              <w:left w:val="nil" w:color="000000"/>
+              <w:bottom w:val="nil" w:color="000000"/>
+              <w:right w:val="nil" w:color="000000"/>
+            </w:tcBorders>
+            <w:vAlign w:val="bottom"/>
+          </w:tcPr>
+          <w:p>
+            <w:pPr>
+              <w:spacing w:after="0"/>
+              <w:jc w:val="right"/>
+            </w:pPr>
+            <w:r>
               <w:t xml:space="preserve">[0.015,   0.023]</w:t>
             </w:r>
           </w:p>
@@ -4172,28 +4193,7 @@
               <w:jc w:val="right"/>
             </w:pPr>
             <w:r>
-              <w:t xml:space="preserve">[0.015,   0.023]</w:t>
-            </w:r>
-          </w:p>
-        </w:tc>
-        <w:tc>
-          <w:tcPr>
-            <w:tcW w:w="1337" w:type="dxa"/>
-            <w:tcBorders>
-              <w:top w:val="nil" w:color="000000"/>
-              <w:left w:val="nil" w:color="000000"/>
-              <w:bottom w:val="nil" w:color="000000"/>
-              <w:right w:val="nil" w:color="000000"/>
-            </w:tcBorders>
-            <w:vAlign w:val="bottom"/>
-          </w:tcPr>
-          <w:p>
-            <w:pPr>
-              <w:spacing w:after="0"/>
-              <w:jc w:val="right"/>
-            </w:pPr>
-            <w:r>
-              <w:t xml:space="preserve">[0.015,   0.023]</w:t>
+              <w:t xml:space="preserve">[0.014,   0.024]</w:t>
             </w:r>
           </w:p>
         </w:tc>
@@ -4393,7 +4393,7 @@
               <w:jc w:val="right"/>
             </w:pPr>
             <w:r>
-              <w:t xml:space="preserve">6,190,724</w:t>
+              <w:t xml:space="preserve">5,139,614</w:t>
             </w:r>
           </w:p>
         </w:tc>
@@ -4456,7 +4456,7 @@
               <w:jc w:val="right"/>
             </w:pPr>
             <w:r>
-              <w:t xml:space="preserve">6,030,436</w:t>
+              <w:t xml:space="preserve">5,058,235</w:t>
             </w:r>
           </w:p>
         </w:tc>
@@ -4656,7 +4656,7 @@
               <w:jc w:val="right"/>
             </w:pPr>
             <w:r>
-              <w:t xml:space="preserve">240,905</w:t>
+              <w:t xml:space="preserve">166,232</w:t>
             </w:r>
           </w:p>
         </w:tc>
@@ -4719,7 +4719,7 @@
               <w:jc w:val="right"/>
             </w:pPr>
             <w:r>
-              <w:t xml:space="preserve">240,117</w:t>
+              <w:t xml:space="preserve">165,962</w:t>
             </w:r>
           </w:p>
         </w:tc>
@@ -4919,7 +4919,7 @@
               <w:jc w:val="right"/>
             </w:pPr>
             <w:r>
-              <w:t xml:space="preserve">0.017</w:t>
+              <w:t xml:space="preserve">0.016</w:t>
             </w:r>
           </w:p>
         </w:tc>
@@ -4982,7 +4982,7 @@
               <w:jc w:val="right"/>
             </w:pPr>
             <w:r>
-              <w:t xml:space="preserve">0.022</w:t>
+              <w:t xml:space="preserve">0.018</w:t>
             </w:r>
           </w:p>
         </w:tc>

--- a/results/extensive/ext_reg_reghdfe_IntraMax.docx
+++ b/results/extensive/ext_reg_reghdfe_IntraMax.docx
@@ -105,6 +105,150 @@
             <w:tcBorders>
               <w:top w:val="nil" w:color="000000"/>
               <w:left w:val="nil" w:color="000000"/>
+              <w:bottom w:val="nil" w:color="000000"/>
+              <w:right w:val="single" w:color="000000"/>
+            </w:tcBorders>
+          </w:tcPr>
+          <w:p>
+            <w:pPr>
+              <w:spacing w:after="0"/>
+            </w:pPr>
+          </w:p>
+        </w:tc>
+        <w:tc>
+          <w:tcPr>
+            <w:tcW w:w="1337" w:type="dxa"/>
+            <w:tcBorders>
+              <w:top w:val="nil" w:color="000000"/>
+              <w:left w:val="single" w:color="000000"/>
+              <w:bottom w:val="nil" w:color="000000"/>
+              <w:right w:val="nil" w:color="000000"/>
+            </w:tcBorders>
+            <w:vAlign w:val="bottom"/>
+          </w:tcPr>
+          <w:p>
+            <w:pPr>
+              <w:spacing w:after="0"/>
+              <w:jc w:val="right"/>
+            </w:pPr>
+            <w:r>
+              <w:t xml:space="preserve">Time since appearance with zero trade</w:t>
+            </w:r>
+          </w:p>
+        </w:tc>
+        <w:tc>
+          <w:tcPr>
+            <w:tcW w:w="1337" w:type="dxa"/>
+            <w:tcBorders>
+              <w:top w:val="nil" w:color="000000"/>
+              <w:left w:val="nil" w:color="000000"/>
+              <w:bottom w:val="nil" w:color="000000"/>
+              <w:right w:val="nil" w:color="000000"/>
+            </w:tcBorders>
+            <w:vAlign w:val="bottom"/>
+          </w:tcPr>
+          <w:p>
+            <w:pPr>
+              <w:spacing w:after="0"/>
+              <w:jc w:val="right"/>
+            </w:pPr>
+            <w:r>
+              <w:t xml:space="preserve">Years of existence</w:t>
+            </w:r>
+          </w:p>
+        </w:tc>
+        <w:tc>
+          <w:tcPr>
+            <w:tcW w:w="1337" w:type="dxa"/>
+            <w:tcBorders>
+              <w:top w:val="nil" w:color="000000"/>
+              <w:left w:val="nil" w:color="000000"/>
+              <w:bottom w:val="nil" w:color="000000"/>
+              <w:right w:val="nil" w:color="000000"/>
+            </w:tcBorders>
+            <w:vAlign w:val="bottom"/>
+          </w:tcPr>
+          <w:p>
+            <w:pPr>
+              <w:spacing w:after="0"/>
+              <w:jc w:val="right"/>
+            </w:pPr>
+            <w:r>
+              <w:t xml:space="preserve">Time since appearance</w:t>
+            </w:r>
+          </w:p>
+        </w:tc>
+        <w:tc>
+          <w:tcPr>
+            <w:tcW w:w="1337" w:type="dxa"/>
+            <w:tcBorders>
+              <w:top w:val="nil" w:color="000000"/>
+              <w:left w:val="nil" w:color="000000"/>
+              <w:bottom w:val="nil" w:color="000000"/>
+              <w:right w:val="nil" w:color="000000"/>
+            </w:tcBorders>
+            <w:vAlign w:val="bottom"/>
+          </w:tcPr>
+          <w:p>
+            <w:pPr>
+              <w:spacing w:after="0"/>
+              <w:jc w:val="right"/>
+            </w:pPr>
+            <w:r>
+              <w:t xml:space="preserve">Time since appearance with zero trade</w:t>
+            </w:r>
+          </w:p>
+        </w:tc>
+        <w:tc>
+          <w:tcPr>
+            <w:tcW w:w="1337" w:type="dxa"/>
+            <w:tcBorders>
+              <w:top w:val="nil" w:color="000000"/>
+              <w:left w:val="nil" w:color="000000"/>
+              <w:bottom w:val="nil" w:color="000000"/>
+              <w:right w:val="nil" w:color="000000"/>
+            </w:tcBorders>
+            <w:vAlign w:val="bottom"/>
+          </w:tcPr>
+          <w:p>
+            <w:pPr>
+              <w:spacing w:after="0"/>
+              <w:jc w:val="right"/>
+            </w:pPr>
+            <w:r>
+              <w:t xml:space="preserve">Years of existence</w:t>
+            </w:r>
+          </w:p>
+        </w:tc>
+        <w:tc>
+          <w:tcPr>
+            <w:tcW w:w="1337" w:type="dxa"/>
+            <w:tcBorders>
+              <w:top w:val="nil" w:color="000000"/>
+              <w:left w:val="nil" w:color="000000"/>
+              <w:bottom w:val="nil" w:color="000000"/>
+              <w:right w:val="nil" w:color="000000"/>
+            </w:tcBorders>
+            <w:vAlign w:val="bottom"/>
+          </w:tcPr>
+          <w:p>
+            <w:pPr>
+              <w:spacing w:after="0"/>
+              <w:jc w:val="right"/>
+            </w:pPr>
+            <w:r>
+              <w:t xml:space="preserve">Time since appearance</w:t>
+            </w:r>
+          </w:p>
+        </w:tc>
+      </w:tr>
+      <w:tr>
+        <w:tc>
+          <w:tcPr>
+            <w:tcW w:w="1337" w:type="dxa"/>
+            <w:tcBorders>
+              <w:top w:val="nil" w:color="000000"/>
+              <w:left w:val="nil" w:color="000000"/>
               <w:bottom w:val="single" w:color="000000"/>
               <w:right w:val="single" w:color="000000"/>
             </w:tcBorders>
@@ -132,7 +276,7 @@
               <w:jc w:val="right"/>
             </w:pPr>
             <w:r>
-              <w:t xml:space="preserve">Years of existence</w:t>
+              <w:t xml:space="preserve">IntraMax</w:t>
             </w:r>
           </w:p>
         </w:tc>
@@ -153,7 +297,7 @@
               <w:jc w:val="right"/>
             </w:pPr>
             <w:r>
-              <w:t xml:space="preserve">Time since appearance</w:t>
+              <w:t xml:space="preserve">IntraMax</w:t>
             </w:r>
           </w:p>
         </w:tc>
@@ -174,7 +318,7 @@
               <w:jc w:val="right"/>
             </w:pPr>
             <w:r>
-              <w:t xml:space="preserve">Time since appearance with zero trade</w:t>
+              <w:t xml:space="preserve">IntraMax</w:t>
             </w:r>
           </w:p>
         </w:tc>
@@ -195,7 +339,7 @@
               <w:jc w:val="right"/>
             </w:pPr>
             <w:r>
-              <w:t xml:space="preserve">Years of existence</w:t>
+              <w:t xml:space="preserve">IntraMax</w:t>
             </w:r>
           </w:p>
         </w:tc>
@@ -216,7 +360,7 @@
               <w:jc w:val="right"/>
             </w:pPr>
             <w:r>
-              <w:t xml:space="preserve">Time since appearance</w:t>
+              <w:t xml:space="preserve">IntraMax</w:t>
             </w:r>
           </w:p>
         </w:tc>
@@ -237,7 +381,7 @@
               <w:jc w:val="right"/>
             </w:pPr>
             <w:r>
-              <w:t xml:space="preserve">Time since appearance with zero trade</w:t>
+              <w:t xml:space="preserve">IntraMax</w:t>
             </w:r>
           </w:p>
         </w:tc>
@@ -281,7 +425,7 @@
               <w:jc w:val="right"/>
             </w:pPr>
             <w:r>
-              <w:t xml:space="preserve">-2.94e-04***</w:t>
+              <w:t xml:space="preserve">-8.91e-05***</w:t>
             </w:r>
           </w:p>
         </w:tc>
@@ -302,6 +446,27 @@
               <w:jc w:val="right"/>
             </w:pPr>
             <w:r>
+              <w:t xml:space="preserve">-7.35e-05***</w:t>
+            </w:r>
+          </w:p>
+        </w:tc>
+        <w:tc>
+          <w:tcPr>
+            <w:tcW w:w="1337" w:type="dxa"/>
+            <w:tcBorders>
+              <w:top w:val="single" w:color="000000"/>
+              <w:left w:val="nil" w:color="000000"/>
+              <w:bottom w:val="nil" w:color="000000"/>
+              <w:right w:val="nil" w:color="000000"/>
+            </w:tcBorders>
+            <w:vAlign w:val="bottom"/>
+          </w:tcPr>
+          <w:p>
+            <w:pPr>
+              <w:spacing w:after="0"/>
+              <w:jc w:val="right"/>
+            </w:pPr>
+            <w:r>
               <w:t xml:space="preserve">-8.95e-05***</w:t>
             </w:r>
           </w:p>
@@ -323,7 +488,7 @@
               <w:jc w:val="right"/>
             </w:pPr>
             <w:r>
-              <w:t xml:space="preserve">9.58e-05***</w:t>
+              <w:t xml:space="preserve">-9.45e-05***</w:t>
             </w:r>
           </w:p>
         </w:tc>
@@ -344,7 +509,7 @@
               <w:jc w:val="right"/>
             </w:pPr>
             <w:r>
-              <w:t xml:space="preserve">-3.07e-04***</w:t>
+              <w:t xml:space="preserve">-7.67e-05***</w:t>
             </w:r>
           </w:p>
         </w:tc>
@@ -366,27 +531,6 @@
             </w:pPr>
             <w:r>
               <w:t xml:space="preserve">-9.78e-05***</w:t>
-            </w:r>
-          </w:p>
-        </w:tc>
-        <w:tc>
-          <w:tcPr>
-            <w:tcW w:w="1337" w:type="dxa"/>
-            <w:tcBorders>
-              <w:top w:val="single" w:color="000000"/>
-              <w:left w:val="nil" w:color="000000"/>
-              <w:bottom w:val="nil" w:color="000000"/>
-              <w:right w:val="nil" w:color="000000"/>
-            </w:tcBorders>
-            <w:vAlign w:val="bottom"/>
-          </w:tcPr>
-          <w:p>
-            <w:pPr>
-              <w:spacing w:after="0"/>
-              <w:jc w:val="right"/>
-            </w:pPr>
-            <w:r>
-              <w:t xml:space="preserve">8.76e-05***</w:t>
             </w:r>
           </w:p>
         </w:tc>
@@ -425,7 +569,28 @@
               <w:jc w:val="right"/>
             </w:pPr>
             <w:r>
-              <w:t xml:space="preserve">[-3.48e-04, -2.40e-04]</w:t>
+              <w:t xml:space="preserve">[-1.04e-04, -7.38e-05]</w:t>
+            </w:r>
+          </w:p>
+        </w:tc>
+        <w:tc>
+          <w:tcPr>
+            <w:tcW w:w="1337" w:type="dxa"/>
+            <w:tcBorders>
+              <w:top w:val="nil" w:color="000000"/>
+              <w:left w:val="nil" w:color="000000"/>
+              <w:bottom w:val="nil" w:color="000000"/>
+              <w:right w:val="nil" w:color="000000"/>
+            </w:tcBorders>
+            <w:vAlign w:val="bottom"/>
+          </w:tcPr>
+          <w:p>
+            <w:pPr>
+              <w:spacing w:after="0"/>
+              <w:jc w:val="right"/>
+            </w:pPr>
+            <w:r>
+              <w:t xml:space="preserve">[-8.70e-05, -6.00e-05]</w:t>
             </w:r>
           </w:p>
         </w:tc>
@@ -467,28 +632,28 @@
               <w:jc w:val="right"/>
             </w:pPr>
             <w:r>
-              <w:t xml:space="preserve">[9.32e-05,  9.84e-05]</w:t>
-            </w:r>
-          </w:p>
-        </w:tc>
-        <w:tc>
-          <w:tcPr>
-            <w:tcW w:w="1337" w:type="dxa"/>
-            <w:tcBorders>
-              <w:top w:val="nil" w:color="000000"/>
-              <w:left w:val="nil" w:color="000000"/>
-              <w:bottom w:val="nil" w:color="000000"/>
-              <w:right w:val="nil" w:color="000000"/>
-            </w:tcBorders>
-            <w:vAlign w:val="bottom"/>
-          </w:tcPr>
-          <w:p>
-            <w:pPr>
-              <w:spacing w:after="0"/>
-              <w:jc w:val="right"/>
-            </w:pPr>
-            <w:r>
-              <w:t xml:space="preserve">[-3.64e-04, -2.49e-04]</w:t>
+              <w:t xml:space="preserve">[-1.11e-04, -7.82e-05]</w:t>
+            </w:r>
+          </w:p>
+        </w:tc>
+        <w:tc>
+          <w:tcPr>
+            <w:tcW w:w="1337" w:type="dxa"/>
+            <w:tcBorders>
+              <w:top w:val="nil" w:color="000000"/>
+              <w:left w:val="nil" w:color="000000"/>
+              <w:bottom w:val="nil" w:color="000000"/>
+              <w:right w:val="nil" w:color="000000"/>
+            </w:tcBorders>
+            <w:vAlign w:val="bottom"/>
+          </w:tcPr>
+          <w:p>
+            <w:pPr>
+              <w:spacing w:after="0"/>
+              <w:jc w:val="right"/>
+            </w:pPr>
+            <w:r>
+              <w:t xml:space="preserve">[-9.11e-05, -6.22e-05]</w:t>
             </w:r>
           </w:p>
         </w:tc>
@@ -510,27 +675,6 @@
             </w:pPr>
             <w:r>
               <w:t xml:space="preserve">[-1.09e-04, -8.63e-05]</w:t>
-            </w:r>
-          </w:p>
-        </w:tc>
-        <w:tc>
-          <w:tcPr>
-            <w:tcW w:w="1337" w:type="dxa"/>
-            <w:tcBorders>
-              <w:top w:val="nil" w:color="000000"/>
-              <w:left w:val="nil" w:color="000000"/>
-              <w:bottom w:val="nil" w:color="000000"/>
-              <w:right w:val="nil" w:color="000000"/>
-            </w:tcBorders>
-            <w:vAlign w:val="bottom"/>
-          </w:tcPr>
-          <w:p>
-            <w:pPr>
-              <w:spacing w:after="0"/>
-              <w:jc w:val="right"/>
-            </w:pPr>
-            <w:r>
-              <w:t xml:space="preserve">[7.53e-05,  9.99e-05]</w:t>
             </w:r>
           </w:p>
         </w:tc>
@@ -688,7 +832,28 @@
               <w:jc w:val="right"/>
             </w:pPr>
             <w:r>
-              <w:t xml:space="preserve">2.41e-05***</w:t>
+              <w:t xml:space="preserve">1.48e-06***</w:t>
+            </w:r>
+          </w:p>
+        </w:tc>
+        <w:tc>
+          <w:tcPr>
+            <w:tcW w:w="1337" w:type="dxa"/>
+            <w:tcBorders>
+              <w:top w:val="nil" w:color="000000"/>
+              <w:left w:val="nil" w:color="000000"/>
+              <w:bottom w:val="nil" w:color="000000"/>
+              <w:right w:val="nil" w:color="000000"/>
+            </w:tcBorders>
+            <w:vAlign w:val="bottom"/>
+          </w:tcPr>
+          <w:p>
+            <w:pPr>
+              <w:spacing w:after="0"/>
+              <w:jc w:val="right"/>
+            </w:pPr>
+            <w:r>
+              <w:t xml:space="preserve">1.50e-06***</w:t>
             </w:r>
           </w:p>
         </w:tc>
@@ -730,28 +895,28 @@
               <w:jc w:val="right"/>
             </w:pPr>
             <w:r>
-              <w:t xml:space="preserve">1.56e-07***</w:t>
-            </w:r>
-          </w:p>
-        </w:tc>
-        <w:tc>
-          <w:tcPr>
-            <w:tcW w:w="1337" w:type="dxa"/>
-            <w:tcBorders>
-              <w:top w:val="nil" w:color="000000"/>
-              <w:left w:val="nil" w:color="000000"/>
-              <w:bottom w:val="nil" w:color="000000"/>
-              <w:right w:val="nil" w:color="000000"/>
-            </w:tcBorders>
-            <w:vAlign w:val="bottom"/>
-          </w:tcPr>
-          <w:p>
-            <w:pPr>
-              <w:spacing w:after="0"/>
-              <w:jc w:val="right"/>
-            </w:pPr>
-            <w:r>
-              <w:t xml:space="preserve">2.45e-05***</w:t>
+              <w:t xml:space="preserve">1.58e-06***</w:t>
+            </w:r>
+          </w:p>
+        </w:tc>
+        <w:tc>
+          <w:tcPr>
+            <w:tcW w:w="1337" w:type="dxa"/>
+            <w:tcBorders>
+              <w:top w:val="nil" w:color="000000"/>
+              <w:left w:val="nil" w:color="000000"/>
+              <w:bottom w:val="nil" w:color="000000"/>
+              <w:right w:val="nil" w:color="000000"/>
+            </w:tcBorders>
+            <w:vAlign w:val="bottom"/>
+          </w:tcPr>
+          <w:p>
+            <w:pPr>
+              <w:spacing w:after="0"/>
+              <w:jc w:val="right"/>
+            </w:pPr>
+            <w:r>
+              <w:t xml:space="preserve">1.53e-06***</w:t>
             </w:r>
           </w:p>
         </w:tc>
@@ -773,27 +938,6 @@
             </w:pPr>
             <w:r>
               <w:t xml:space="preserve">1.24e-06***</w:t>
-            </w:r>
-          </w:p>
-        </w:tc>
-        <w:tc>
-          <w:tcPr>
-            <w:tcW w:w="1337" w:type="dxa"/>
-            <w:tcBorders>
-              <w:top w:val="nil" w:color="000000"/>
-              <w:left w:val="nil" w:color="000000"/>
-              <w:bottom w:val="nil" w:color="000000"/>
-              <w:right w:val="nil" w:color="000000"/>
-            </w:tcBorders>
-            <w:vAlign w:val="bottom"/>
-          </w:tcPr>
-          <w:p>
-            <w:pPr>
-              <w:spacing w:after="0"/>
-              <w:jc w:val="right"/>
-            </w:pPr>
-            <w:r>
-              <w:t xml:space="preserve">3.98e-07***</w:t>
             </w:r>
           </w:p>
         </w:tc>
@@ -832,7 +976,28 @@
               <w:jc w:val="right"/>
             </w:pPr>
             <w:r>
-              <w:t xml:space="preserve">[2.17e-05,  2.64e-05]</w:t>
+              <w:t xml:space="preserve">[1.34e-06,  1.63e-06]</w:t>
+            </w:r>
+          </w:p>
+        </w:tc>
+        <w:tc>
+          <w:tcPr>
+            <w:tcW w:w="1337" w:type="dxa"/>
+            <w:tcBorders>
+              <w:top w:val="nil" w:color="000000"/>
+              <w:left w:val="nil" w:color="000000"/>
+              <w:bottom w:val="nil" w:color="000000"/>
+              <w:right w:val="nil" w:color="000000"/>
+            </w:tcBorders>
+            <w:vAlign w:val="bottom"/>
+          </w:tcPr>
+          <w:p>
+            <w:pPr>
+              <w:spacing w:after="0"/>
+              <w:jc w:val="right"/>
+            </w:pPr>
+            <w:r>
+              <w:t xml:space="preserve">[1.36e-06,  1.65e-06]</w:t>
             </w:r>
           </w:p>
         </w:tc>
@@ -874,28 +1039,28 @@
               <w:jc w:val="right"/>
             </w:pPr>
             <w:r>
-              <w:t xml:space="preserve">[1.14e-07,  1.97e-07]</w:t>
-            </w:r>
-          </w:p>
-        </w:tc>
-        <w:tc>
-          <w:tcPr>
-            <w:tcW w:w="1337" w:type="dxa"/>
-            <w:tcBorders>
-              <w:top w:val="nil" w:color="000000"/>
-              <w:left w:val="nil" w:color="000000"/>
-              <w:bottom w:val="nil" w:color="000000"/>
-              <w:right w:val="nil" w:color="000000"/>
-            </w:tcBorders>
-            <w:vAlign w:val="bottom"/>
-          </w:tcPr>
-          <w:p>
-            <w:pPr>
-              <w:spacing w:after="0"/>
-              <w:jc w:val="right"/>
-            </w:pPr>
-            <w:r>
-              <w:t xml:space="preserve">[2.20e-05,  2.71e-05]</w:t>
+              <w:t xml:space="preserve">[1.43e-06,  1.74e-06]</w:t>
+            </w:r>
+          </w:p>
+        </w:tc>
+        <w:tc>
+          <w:tcPr>
+            <w:tcW w:w="1337" w:type="dxa"/>
+            <w:tcBorders>
+              <w:top w:val="nil" w:color="000000"/>
+              <w:left w:val="nil" w:color="000000"/>
+              <w:bottom w:val="nil" w:color="000000"/>
+              <w:right w:val="nil" w:color="000000"/>
+            </w:tcBorders>
+            <w:vAlign w:val="bottom"/>
+          </w:tcPr>
+          <w:p>
+            <w:pPr>
+              <w:spacing w:after="0"/>
+              <w:jc w:val="right"/>
+            </w:pPr>
+            <w:r>
+              <w:t xml:space="preserve">[1.38e-06,  1.69e-06]</w:t>
             </w:r>
           </w:p>
         </w:tc>
@@ -917,27 +1082,6 @@
             </w:pPr>
             <w:r>
               <w:t xml:space="preserve">[1.14e-06,  1.35e-06]</w:t>
-            </w:r>
-          </w:p>
-        </w:tc>
-        <w:tc>
-          <w:tcPr>
-            <w:tcW w:w="1337" w:type="dxa"/>
-            <w:tcBorders>
-              <w:top w:val="nil" w:color="000000"/>
-              <w:left w:val="nil" w:color="000000"/>
-              <w:bottom w:val="nil" w:color="000000"/>
-              <w:right w:val="nil" w:color="000000"/>
-            </w:tcBorders>
-            <w:vAlign w:val="bottom"/>
-          </w:tcPr>
-          <w:p>
-            <w:pPr>
-              <w:spacing w:after="0"/>
-              <w:jc w:val="right"/>
-            </w:pPr>
-            <w:r>
-              <w:t xml:space="preserve">[2.67e-07,  5.29e-07]</w:t>
             </w:r>
           </w:p>
         </w:tc>
@@ -1095,6 +1239,27 @@
               <w:jc w:val="right"/>
             </w:pPr>
             <w:r>
+              <w:t xml:space="preserve">-3.00e-04***</w:t>
+            </w:r>
+          </w:p>
+        </w:tc>
+        <w:tc>
+          <w:tcPr>
+            <w:tcW w:w="1337" w:type="dxa"/>
+            <w:tcBorders>
+              <w:top w:val="nil" w:color="000000"/>
+              <w:left w:val="nil" w:color="000000"/>
+              <w:bottom w:val="nil" w:color="000000"/>
+              <w:right w:val="nil" w:color="000000"/>
+            </w:tcBorders>
+            <w:vAlign w:val="bottom"/>
+          </w:tcPr>
+          <w:p>
+            <w:pPr>
+              <w:spacing w:after="0"/>
+              <w:jc w:val="right"/>
+            </w:pPr>
+            <w:r>
               <w:t xml:space="preserve">-2.59e-04***</w:t>
             </w:r>
           </w:p>
@@ -1137,7 +1302,7 @@
               <w:jc w:val="right"/>
             </w:pPr>
             <w:r>
-              <w:t xml:space="preserve">-3.37e-04***</w:t>
+              <w:t xml:space="preserve">-3.32e-04***</w:t>
             </w:r>
           </w:p>
         </w:tc>
@@ -1180,27 +1345,6 @@
             </w:pPr>
             <w:r>
               <w:t xml:space="preserve">-2.19e-04***</w:t>
-            </w:r>
-          </w:p>
-        </w:tc>
-        <w:tc>
-          <w:tcPr>
-            <w:tcW w:w="1337" w:type="dxa"/>
-            <w:tcBorders>
-              <w:top w:val="nil" w:color="000000"/>
-              <w:left w:val="nil" w:color="000000"/>
-              <w:bottom w:val="nil" w:color="000000"/>
-              <w:right w:val="nil" w:color="000000"/>
-            </w:tcBorders>
-            <w:vAlign w:val="bottom"/>
-          </w:tcPr>
-          <w:p>
-            <w:pPr>
-              <w:spacing w:after="0"/>
-              <w:jc w:val="right"/>
-            </w:pPr>
-            <w:r>
-              <w:t xml:space="preserve">-3.50e-04***</w:t>
             </w:r>
           </w:p>
         </w:tc>
@@ -1239,6 +1383,27 @@
               <w:jc w:val="right"/>
             </w:pPr>
             <w:r>
+              <w:t xml:space="preserve">[-3.23e-04, -2.77e-04]</w:t>
+            </w:r>
+          </w:p>
+        </w:tc>
+        <w:tc>
+          <w:tcPr>
+            <w:tcW w:w="1337" w:type="dxa"/>
+            <w:tcBorders>
+              <w:top w:val="nil" w:color="000000"/>
+              <w:left w:val="nil" w:color="000000"/>
+              <w:bottom w:val="nil" w:color="000000"/>
+              <w:right w:val="nil" w:color="000000"/>
+            </w:tcBorders>
+            <w:vAlign w:val="bottom"/>
+          </w:tcPr>
+          <w:p>
+            <w:pPr>
+              <w:spacing w:after="0"/>
+              <w:jc w:val="right"/>
+            </w:pPr>
+            <w:r>
               <w:t xml:space="preserve">[-2.81e-04, -2.38e-04]</w:t>
             </w:r>
           </w:p>
@@ -1281,7 +1446,7 @@
               <w:jc w:val="right"/>
             </w:pPr>
             <w:r>
-              <w:t xml:space="preserve">[-3.56e-04, -3.18e-04]</w:t>
+              <w:t xml:space="preserve">[-3.57e-04, -3.07e-04]</w:t>
             </w:r>
           </w:p>
         </w:tc>
@@ -1324,27 +1489,6 @@
             </w:pPr>
             <w:r>
               <w:t xml:space="preserve">[-2.40e-04, -1.98e-04]</w:t>
-            </w:r>
-          </w:p>
-        </w:tc>
-        <w:tc>
-          <w:tcPr>
-            <w:tcW w:w="1337" w:type="dxa"/>
-            <w:tcBorders>
-              <w:top w:val="nil" w:color="000000"/>
-              <w:left w:val="nil" w:color="000000"/>
-              <w:bottom w:val="nil" w:color="000000"/>
-              <w:right w:val="nil" w:color="000000"/>
-            </w:tcBorders>
-            <w:vAlign w:val="bottom"/>
-          </w:tcPr>
-          <w:p>
-            <w:pPr>
-              <w:spacing w:after="0"/>
-              <w:jc w:val="right"/>
-            </w:pPr>
-            <w:r>
-              <w:t xml:space="preserve">[-3.71e-04, -3.30e-04]</w:t>
             </w:r>
           </w:p>
         </w:tc>
@@ -1502,6 +1646,27 @@
               <w:jc w:val="right"/>
             </w:pPr>
             <w:r>
+              <w:t xml:space="preserve">0.011***</w:t>
+            </w:r>
+          </w:p>
+        </w:tc>
+        <w:tc>
+          <w:tcPr>
+            <w:tcW w:w="1337" w:type="dxa"/>
+            <w:tcBorders>
+              <w:top w:val="nil" w:color="000000"/>
+              <w:left w:val="nil" w:color="000000"/>
+              <w:bottom w:val="nil" w:color="000000"/>
+              <w:right w:val="nil" w:color="000000"/>
+            </w:tcBorders>
+            <w:vAlign w:val="bottom"/>
+          </w:tcPr>
+          <w:p>
+            <w:pPr>
+              <w:spacing w:after="0"/>
+              <w:jc w:val="right"/>
+            </w:pPr>
+            <w:r>
               <w:t xml:space="preserve">0.007***</w:t>
             </w:r>
           </w:p>
@@ -1544,7 +1709,7 @@
               <w:jc w:val="right"/>
             </w:pPr>
             <w:r>
-              <w:t xml:space="preserve">0.010***</w:t>
+              <w:t xml:space="preserve">0.012***</w:t>
             </w:r>
           </w:p>
         </w:tc>
@@ -1587,27 +1752,6 @@
             </w:pPr>
             <w:r>
               <w:t xml:space="preserve">0.006***</w:t>
-            </w:r>
-          </w:p>
-        </w:tc>
-        <w:tc>
-          <w:tcPr>
-            <w:tcW w:w="1337" w:type="dxa"/>
-            <w:tcBorders>
-              <w:top w:val="nil" w:color="000000"/>
-              <w:left w:val="nil" w:color="000000"/>
-              <w:bottom w:val="nil" w:color="000000"/>
-              <w:right w:val="nil" w:color="000000"/>
-            </w:tcBorders>
-            <w:vAlign w:val="bottom"/>
-          </w:tcPr>
-          <w:p>
-            <w:pPr>
-              <w:spacing w:after="0"/>
-              <w:jc w:val="right"/>
-            </w:pPr>
-            <w:r>
-              <w:t xml:space="preserve">0.010***</w:t>
             </w:r>
           </w:p>
         </w:tc>
@@ -1646,6 +1790,27 @@
               <w:jc w:val="right"/>
             </w:pPr>
             <w:r>
+              <w:t xml:space="preserve">[0.011,   0.012]</w:t>
+            </w:r>
+          </w:p>
+        </w:tc>
+        <w:tc>
+          <w:tcPr>
+            <w:tcW w:w="1337" w:type="dxa"/>
+            <w:tcBorders>
+              <w:top w:val="nil" w:color="000000"/>
+              <w:left w:val="nil" w:color="000000"/>
+              <w:bottom w:val="nil" w:color="000000"/>
+              <w:right w:val="nil" w:color="000000"/>
+            </w:tcBorders>
+            <w:vAlign w:val="bottom"/>
+          </w:tcPr>
+          <w:p>
+            <w:pPr>
+              <w:spacing w:after="0"/>
+              <w:jc w:val="right"/>
+            </w:pPr>
+            <w:r>
               <w:t xml:space="preserve">[0.006,   0.007]</w:t>
             </w:r>
           </w:p>
@@ -1688,7 +1853,7 @@
               <w:jc w:val="right"/>
             </w:pPr>
             <w:r>
-              <w:t xml:space="preserve">[0.009,   0.011]</w:t>
+              <w:t xml:space="preserve">[0.011,   0.013]</w:t>
             </w:r>
           </w:p>
         </w:tc>
@@ -1731,27 +1896,6 @@
             </w:pPr>
             <w:r>
               <w:t xml:space="preserve">[0.006,   0.007]</w:t>
-            </w:r>
-          </w:p>
-        </w:tc>
-        <w:tc>
-          <w:tcPr>
-            <w:tcW w:w="1337" w:type="dxa"/>
-            <w:tcBorders>
-              <w:top w:val="nil" w:color="000000"/>
-              <w:left w:val="nil" w:color="000000"/>
-              <w:bottom w:val="nil" w:color="000000"/>
-              <w:right w:val="nil" w:color="000000"/>
-            </w:tcBorders>
-            <w:vAlign w:val="bottom"/>
-          </w:tcPr>
-          <w:p>
-            <w:pPr>
-              <w:spacing w:after="0"/>
-              <w:jc w:val="right"/>
-            </w:pPr>
-            <w:r>
-              <w:t xml:space="preserve">[0.009,   0.011]</w:t>
             </w:r>
           </w:p>
         </w:tc>
@@ -1909,6 +2053,27 @@
               <w:jc w:val="right"/>
             </w:pPr>
             <w:r>
+              <w:t xml:space="preserve">-0.008***</w:t>
+            </w:r>
+          </w:p>
+        </w:tc>
+        <w:tc>
+          <w:tcPr>
+            <w:tcW w:w="1337" w:type="dxa"/>
+            <w:tcBorders>
+              <w:top w:val="nil" w:color="000000"/>
+              <w:left w:val="nil" w:color="000000"/>
+              <w:bottom w:val="nil" w:color="000000"/>
+              <w:right w:val="nil" w:color="000000"/>
+            </w:tcBorders>
+            <w:vAlign w:val="bottom"/>
+          </w:tcPr>
+          <w:p>
+            <w:pPr>
+              <w:spacing w:after="0"/>
+              <w:jc w:val="right"/>
+            </w:pPr>
+            <w:r>
               <w:t xml:space="preserve">-0.006***</w:t>
             </w:r>
           </w:p>
@@ -1951,7 +2116,7 @@
               <w:jc w:val="right"/>
             </w:pPr>
             <w:r>
-              <w:t xml:space="preserve">-0.008***</w:t>
+              <w:t xml:space="preserve">-0.009***</w:t>
             </w:r>
           </w:p>
         </w:tc>
@@ -1994,27 +2159,6 @@
             </w:pPr>
             <w:r>
               <w:t xml:space="preserve">-0.006***</w:t>
-            </w:r>
-          </w:p>
-        </w:tc>
-        <w:tc>
-          <w:tcPr>
-            <w:tcW w:w="1337" w:type="dxa"/>
-            <w:tcBorders>
-              <w:top w:val="nil" w:color="000000"/>
-              <w:left w:val="nil" w:color="000000"/>
-              <w:bottom w:val="nil" w:color="000000"/>
-              <w:right w:val="nil" w:color="000000"/>
-            </w:tcBorders>
-            <w:vAlign w:val="bottom"/>
-          </w:tcPr>
-          <w:p>
-            <w:pPr>
-              <w:spacing w:after="0"/>
-              <w:jc w:val="right"/>
-            </w:pPr>
-            <w:r>
-              <w:t xml:space="preserve">-0.008***</w:t>
             </w:r>
           </w:p>
         </w:tc>
@@ -2053,6 +2197,27 @@
               <w:jc w:val="right"/>
             </w:pPr>
             <w:r>
+              <w:t xml:space="preserve">[-0.009,  -0.008]</w:t>
+            </w:r>
+          </w:p>
+        </w:tc>
+        <w:tc>
+          <w:tcPr>
+            <w:tcW w:w="1337" w:type="dxa"/>
+            <w:tcBorders>
+              <w:top w:val="nil" w:color="000000"/>
+              <w:left w:val="nil" w:color="000000"/>
+              <w:bottom w:val="nil" w:color="000000"/>
+              <w:right w:val="nil" w:color="000000"/>
+            </w:tcBorders>
+            <w:vAlign w:val="bottom"/>
+          </w:tcPr>
+          <w:p>
+            <w:pPr>
+              <w:spacing w:after="0"/>
+              <w:jc w:val="right"/>
+            </w:pPr>
+            <w:r>
               <w:t xml:space="preserve">[-0.006,  -0.006]</w:t>
             </w:r>
           </w:p>
@@ -2095,7 +2260,7 @@
               <w:jc w:val="right"/>
             </w:pPr>
             <w:r>
-              <w:t xml:space="preserve">[-0.008,  -0.008]</w:t>
+              <w:t xml:space="preserve">[-0.009,  -0.008]</w:t>
             </w:r>
           </w:p>
         </w:tc>
@@ -2138,27 +2303,6 @@
             </w:pPr>
             <w:r>
               <w:t xml:space="preserve">[-0.006,  -0.006]</w:t>
-            </w:r>
-          </w:p>
-        </w:tc>
-        <w:tc>
-          <w:tcPr>
-            <w:tcW w:w="1337" w:type="dxa"/>
-            <w:tcBorders>
-              <w:top w:val="nil" w:color="000000"/>
-              <w:left w:val="nil" w:color="000000"/>
-              <w:bottom w:val="nil" w:color="000000"/>
-              <w:right w:val="nil" w:color="000000"/>
-            </w:tcBorders>
-            <w:vAlign w:val="bottom"/>
-          </w:tcPr>
-          <w:p>
-            <w:pPr>
-              <w:spacing w:after="0"/>
-              <w:jc w:val="right"/>
-            </w:pPr>
-            <w:r>
-              <w:t xml:space="preserve">[-0.008,  -0.008]</w:t>
             </w:r>
           </w:p>
         </w:tc>
@@ -2316,6 +2460,27 @@
               <w:jc w:val="right"/>
             </w:pPr>
             <w:r>
+              <w:t xml:space="preserve">0.007***</w:t>
+            </w:r>
+          </w:p>
+        </w:tc>
+        <w:tc>
+          <w:tcPr>
+            <w:tcW w:w="1337" w:type="dxa"/>
+            <w:tcBorders>
+              <w:top w:val="nil" w:color="000000"/>
+              <w:left w:val="nil" w:color="000000"/>
+              <w:bottom w:val="nil" w:color="000000"/>
+              <w:right w:val="nil" w:color="000000"/>
+            </w:tcBorders>
+            <w:vAlign w:val="bottom"/>
+          </w:tcPr>
+          <w:p>
+            <w:pPr>
+              <w:spacing w:after="0"/>
+              <w:jc w:val="right"/>
+            </w:pPr>
+            <w:r>
               <w:t xml:space="preserve">0.006***</w:t>
             </w:r>
           </w:p>
@@ -2358,28 +2523,7 @@
               <w:jc w:val="right"/>
             </w:pPr>
             <w:r>
-              <w:t xml:space="preserve">0.007***</w:t>
-            </w:r>
-          </w:p>
-        </w:tc>
-        <w:tc>
-          <w:tcPr>
-            <w:tcW w:w="1337" w:type="dxa"/>
-            <w:tcBorders>
-              <w:top w:val="nil" w:color="000000"/>
-              <w:left w:val="nil" w:color="000000"/>
-              <w:bottom w:val="nil" w:color="000000"/>
-              <w:right w:val="nil" w:color="000000"/>
-            </w:tcBorders>
-            <w:vAlign w:val="bottom"/>
-          </w:tcPr>
-          <w:p>
-            <w:pPr>
-              <w:spacing w:after="0"/>
-              <w:jc w:val="right"/>
-            </w:pPr>
-            <w:r>
-              <w:t xml:space="preserve">0.007***</w:t>
+              <w:t xml:space="preserve">0.008***</w:t>
             </w:r>
           </w:p>
         </w:tc>
@@ -2460,6 +2604,27 @@
               <w:jc w:val="right"/>
             </w:pPr>
             <w:r>
+              <w:t xml:space="preserve">[0.006,   0.008]</w:t>
+            </w:r>
+          </w:p>
+        </w:tc>
+        <w:tc>
+          <w:tcPr>
+            <w:tcW w:w="1337" w:type="dxa"/>
+            <w:tcBorders>
+              <w:top w:val="nil" w:color="000000"/>
+              <w:left w:val="nil" w:color="000000"/>
+              <w:bottom w:val="nil" w:color="000000"/>
+              <w:right w:val="nil" w:color="000000"/>
+            </w:tcBorders>
+            <w:vAlign w:val="bottom"/>
+          </w:tcPr>
+          <w:p>
+            <w:pPr>
+              <w:spacing w:after="0"/>
+              <w:jc w:val="right"/>
+            </w:pPr>
+            <w:r>
               <w:t xml:space="preserve">[0.006,   0.007]</w:t>
             </w:r>
           </w:p>
@@ -2502,28 +2667,7 @@
               <w:jc w:val="right"/>
             </w:pPr>
             <w:r>
-              <w:t xml:space="preserve">[0.006,   0.007]</w:t>
-            </w:r>
-          </w:p>
-        </w:tc>
-        <w:tc>
-          <w:tcPr>
-            <w:tcW w:w="1337" w:type="dxa"/>
-            <w:tcBorders>
-              <w:top w:val="nil" w:color="000000"/>
-              <w:left w:val="nil" w:color="000000"/>
-              <w:bottom w:val="nil" w:color="000000"/>
-              <w:right w:val="nil" w:color="000000"/>
-            </w:tcBorders>
-            <w:vAlign w:val="bottom"/>
-          </w:tcPr>
-          <w:p>
-            <w:pPr>
-              <w:spacing w:after="0"/>
-              <w:jc w:val="right"/>
-            </w:pPr>
-            <w:r>
-              <w:t xml:space="preserve">[0.007,   0.008]</w:t>
+              <w:t xml:space="preserve">[0.008,   0.009]</w:t>
             </w:r>
           </w:p>
         </w:tc>
@@ -2723,6 +2867,27 @@
               <w:jc w:val="right"/>
             </w:pPr>
             <w:r>
+              <w:t xml:space="preserve">0.030***</w:t>
+            </w:r>
+          </w:p>
+        </w:tc>
+        <w:tc>
+          <w:tcPr>
+            <w:tcW w:w="1337" w:type="dxa"/>
+            <w:tcBorders>
+              <w:top w:val="nil" w:color="000000"/>
+              <w:left w:val="nil" w:color="000000"/>
+              <w:bottom w:val="nil" w:color="000000"/>
+              <w:right w:val="nil" w:color="000000"/>
+            </w:tcBorders>
+            <w:vAlign w:val="bottom"/>
+          </w:tcPr>
+          <w:p>
+            <w:pPr>
+              <w:spacing w:after="0"/>
+              <w:jc w:val="right"/>
+            </w:pPr>
+            <w:r>
               <w:t xml:space="preserve">0.032***</w:t>
             </w:r>
           </w:p>
@@ -2765,7 +2930,7 @@
               <w:jc w:val="right"/>
             </w:pPr>
             <w:r>
-              <w:t xml:space="preserve">0.032***</w:t>
+              <w:t xml:space="preserve">0.027***</w:t>
             </w:r>
           </w:p>
         </w:tc>
@@ -2808,27 +2973,6 @@
             </w:pPr>
             <w:r>
               <w:t xml:space="preserve">0.030***</w:t>
-            </w:r>
-          </w:p>
-        </w:tc>
-        <w:tc>
-          <w:tcPr>
-            <w:tcW w:w="1337" w:type="dxa"/>
-            <w:tcBorders>
-              <w:top w:val="nil" w:color="000000"/>
-              <w:left w:val="nil" w:color="000000"/>
-              <w:bottom w:val="nil" w:color="000000"/>
-              <w:right w:val="nil" w:color="000000"/>
-            </w:tcBorders>
-            <w:vAlign w:val="bottom"/>
-          </w:tcPr>
-          <w:p>
-            <w:pPr>
-              <w:spacing w:after="0"/>
-              <w:jc w:val="right"/>
-            </w:pPr>
-            <w:r>
-              <w:t xml:space="preserve">0.029***</w:t>
             </w:r>
           </w:p>
         </w:tc>
@@ -2867,6 +3011,27 @@
               <w:jc w:val="right"/>
             </w:pPr>
             <w:r>
+              <w:t xml:space="preserve">[0.022,   0.037]</w:t>
+            </w:r>
+          </w:p>
+        </w:tc>
+        <w:tc>
+          <w:tcPr>
+            <w:tcW w:w="1337" w:type="dxa"/>
+            <w:tcBorders>
+              <w:top w:val="nil" w:color="000000"/>
+              <w:left w:val="nil" w:color="000000"/>
+              <w:bottom w:val="nil" w:color="000000"/>
+              <w:right w:val="nil" w:color="000000"/>
+            </w:tcBorders>
+            <w:vAlign w:val="bottom"/>
+          </w:tcPr>
+          <w:p>
+            <w:pPr>
+              <w:spacing w:after="0"/>
+              <w:jc w:val="right"/>
+            </w:pPr>
+            <w:r>
               <w:t xml:space="preserve">[0.027,   0.038]</w:t>
             </w:r>
           </w:p>
@@ -2909,7 +3074,7 @@
               <w:jc w:val="right"/>
             </w:pPr>
             <w:r>
-              <w:t xml:space="preserve">[0.025,   0.039]</w:t>
+              <w:t xml:space="preserve">[0.019,   0.035]</w:t>
             </w:r>
           </w:p>
         </w:tc>
@@ -2952,27 +3117,6 @@
             </w:pPr>
             <w:r>
               <w:t xml:space="preserve">[0.025,   0.036]</w:t>
-            </w:r>
-          </w:p>
-        </w:tc>
-        <w:tc>
-          <w:tcPr>
-            <w:tcW w:w="1337" w:type="dxa"/>
-            <w:tcBorders>
-              <w:top w:val="nil" w:color="000000"/>
-              <w:left w:val="nil" w:color="000000"/>
-              <w:bottom w:val="nil" w:color="000000"/>
-              <w:right w:val="nil" w:color="000000"/>
-            </w:tcBorders>
-            <w:vAlign w:val="bottom"/>
-          </w:tcPr>
-          <w:p>
-            <w:pPr>
-              <w:spacing w:after="0"/>
-              <w:jc w:val="right"/>
-            </w:pPr>
-            <w:r>
-              <w:t xml:space="preserve">[0.022,   0.036]</w:t>
             </w:r>
           </w:p>
         </w:tc>
@@ -3130,6 +3274,27 @@
               <w:jc w:val="right"/>
             </w:pPr>
             <w:r>
+              <w:t xml:space="preserve">-0.006***</w:t>
+            </w:r>
+          </w:p>
+        </w:tc>
+        <w:tc>
+          <w:tcPr>
+            <w:tcW w:w="1337" w:type="dxa"/>
+            <w:tcBorders>
+              <w:top w:val="nil" w:color="000000"/>
+              <w:left w:val="nil" w:color="000000"/>
+              <w:bottom w:val="nil" w:color="000000"/>
+              <w:right w:val="nil" w:color="000000"/>
+            </w:tcBorders>
+            <w:vAlign w:val="bottom"/>
+          </w:tcPr>
+          <w:p>
+            <w:pPr>
+              <w:spacing w:after="0"/>
+              <w:jc w:val="right"/>
+            </w:pPr>
+            <w:r>
               <w:t xml:space="preserve">-0.003***</w:t>
             </w:r>
           </w:p>
@@ -3172,7 +3337,7 @@
               <w:jc w:val="right"/>
             </w:pPr>
             <w:r>
-              <w:t xml:space="preserve">-0.004***</w:t>
+              <w:t xml:space="preserve">-0.005***</w:t>
             </w:r>
           </w:p>
         </w:tc>
@@ -3215,27 +3380,6 @@
             </w:pPr>
             <w:r>
               <w:t xml:space="preserve">-0.002***</w:t>
-            </w:r>
-          </w:p>
-        </w:tc>
-        <w:tc>
-          <w:tcPr>
-            <w:tcW w:w="1337" w:type="dxa"/>
-            <w:tcBorders>
-              <w:top w:val="nil" w:color="000000"/>
-              <w:left w:val="nil" w:color="000000"/>
-              <w:bottom w:val="nil" w:color="000000"/>
-              <w:right w:val="nil" w:color="000000"/>
-            </w:tcBorders>
-            <w:vAlign w:val="bottom"/>
-          </w:tcPr>
-          <w:p>
-            <w:pPr>
-              <w:spacing w:after="0"/>
-              <w:jc w:val="right"/>
-            </w:pPr>
-            <w:r>
-              <w:t xml:space="preserve">-0.003**</w:t>
             </w:r>
           </w:p>
         </w:tc>
@@ -3274,6 +3418,27 @@
               <w:jc w:val="right"/>
             </w:pPr>
             <w:r>
+              <w:t xml:space="preserve">[-0.008,  -0.004]</w:t>
+            </w:r>
+          </w:p>
+        </w:tc>
+        <w:tc>
+          <w:tcPr>
+            <w:tcW w:w="1337" w:type="dxa"/>
+            <w:tcBorders>
+              <w:top w:val="nil" w:color="000000"/>
+              <w:left w:val="nil" w:color="000000"/>
+              <w:bottom w:val="nil" w:color="000000"/>
+              <w:right w:val="nil" w:color="000000"/>
+            </w:tcBorders>
+            <w:vAlign w:val="bottom"/>
+          </w:tcPr>
+          <w:p>
+            <w:pPr>
+              <w:spacing w:after="0"/>
+              <w:jc w:val="right"/>
+            </w:pPr>
+            <w:r>
               <w:t xml:space="preserve">[-0.005,  -0.002]</w:t>
             </w:r>
           </w:p>
@@ -3316,7 +3481,7 @@
               <w:jc w:val="right"/>
             </w:pPr>
             <w:r>
-              <w:t xml:space="preserve">[-0.007,  -0.002]</w:t>
+              <w:t xml:space="preserve">[-0.007,  -0.003]</w:t>
             </w:r>
           </w:p>
         </w:tc>
@@ -3359,27 +3524,6 @@
             </w:pPr>
             <w:r>
               <w:t xml:space="preserve">[-0.004,  -0.001]</w:t>
-            </w:r>
-          </w:p>
-        </w:tc>
-        <w:tc>
-          <w:tcPr>
-            <w:tcW w:w="1337" w:type="dxa"/>
-            <w:tcBorders>
-              <w:top w:val="nil" w:color="000000"/>
-              <w:left w:val="nil" w:color="000000"/>
-              <w:bottom w:val="nil" w:color="000000"/>
-              <w:right w:val="nil" w:color="000000"/>
-            </w:tcBorders>
-            <w:vAlign w:val="bottom"/>
-          </w:tcPr>
-          <w:p>
-            <w:pPr>
-              <w:spacing w:after="0"/>
-              <w:jc w:val="right"/>
-            </w:pPr>
-            <w:r>
-              <w:t xml:space="preserve">[-0.005,  -0.001]</w:t>
             </w:r>
           </w:p>
         </w:tc>
@@ -3537,6 +3681,27 @@
               <w:jc w:val="right"/>
             </w:pPr>
             <w:r>
+              <w:t xml:space="preserve">0.008***</w:t>
+            </w:r>
+          </w:p>
+        </w:tc>
+        <w:tc>
+          <w:tcPr>
+            <w:tcW w:w="1337" w:type="dxa"/>
+            <w:tcBorders>
+              <w:top w:val="nil" w:color="000000"/>
+              <w:left w:val="nil" w:color="000000"/>
+              <w:bottom w:val="nil" w:color="000000"/>
+              <w:right w:val="nil" w:color="000000"/>
+            </w:tcBorders>
+            <w:vAlign w:val="bottom"/>
+          </w:tcPr>
+          <w:p>
+            <w:pPr>
+              <w:spacing w:after="0"/>
+              <w:jc w:val="right"/>
+            </w:pPr>
+            <w:r>
               <w:t xml:space="preserve">0.006***</w:t>
             </w:r>
           </w:p>
@@ -3579,28 +3744,7 @@
               <w:jc w:val="right"/>
             </w:pPr>
             <w:r>
-              <w:t xml:space="preserve">0.007***</w:t>
-            </w:r>
-          </w:p>
-        </w:tc>
-        <w:tc>
-          <w:tcPr>
-            <w:tcW w:w="1337" w:type="dxa"/>
-            <w:tcBorders>
-              <w:top w:val="nil" w:color="000000"/>
-              <w:left w:val="nil" w:color="000000"/>
-              <w:bottom w:val="nil" w:color="000000"/>
-              <w:right w:val="nil" w:color="000000"/>
-            </w:tcBorders>
-            <w:vAlign w:val="bottom"/>
-          </w:tcPr>
-          <w:p>
-            <w:pPr>
-              <w:spacing w:after="0"/>
-              <w:jc w:val="right"/>
-            </w:pPr>
-            <w:r>
-              <w:t xml:space="preserve">0.006***</w:t>
+              <w:t xml:space="preserve">0.008***</w:t>
             </w:r>
           </w:p>
         </w:tc>
@@ -3681,6 +3825,27 @@
               <w:jc w:val="right"/>
             </w:pPr>
             <w:r>
+              <w:t xml:space="preserve">[0.008,   0.009]</w:t>
+            </w:r>
+          </w:p>
+        </w:tc>
+        <w:tc>
+          <w:tcPr>
+            <w:tcW w:w="1337" w:type="dxa"/>
+            <w:tcBorders>
+              <w:top w:val="nil" w:color="000000"/>
+              <w:left w:val="nil" w:color="000000"/>
+              <w:bottom w:val="nil" w:color="000000"/>
+              <w:right w:val="nil" w:color="000000"/>
+            </w:tcBorders>
+            <w:vAlign w:val="bottom"/>
+          </w:tcPr>
+          <w:p>
+            <w:pPr>
+              <w:spacing w:after="0"/>
+              <w:jc w:val="right"/>
+            </w:pPr>
+            <w:r>
               <w:t xml:space="preserve">[0.006,   0.006]</w:t>
             </w:r>
           </w:p>
@@ -3766,27 +3931,6 @@
             </w:pPr>
             <w:r>
               <w:t xml:space="preserve">[0.005,   0.006]</w:t>
-            </w:r>
-          </w:p>
-        </w:tc>
-        <w:tc>
-          <w:tcPr>
-            <w:tcW w:w="1337" w:type="dxa"/>
-            <w:tcBorders>
-              <w:top w:val="nil" w:color="000000"/>
-              <w:left w:val="nil" w:color="000000"/>
-              <w:bottom w:val="nil" w:color="000000"/>
-              <w:right w:val="nil" w:color="000000"/>
-            </w:tcBorders>
-            <w:vAlign w:val="bottom"/>
-          </w:tcPr>
-          <w:p>
-            <w:pPr>
-              <w:spacing w:after="0"/>
-              <w:jc w:val="right"/>
-            </w:pPr>
-            <w:r>
-              <w:t xml:space="preserve">[0.006,   0.007]</w:t>
             </w:r>
           </w:p>
         </w:tc>
@@ -3944,6 +4088,27 @@
               <w:jc w:val="right"/>
             </w:pPr>
             <w:r>
+              <w:t xml:space="preserve">0.022***</w:t>
+            </w:r>
+          </w:p>
+        </w:tc>
+        <w:tc>
+          <w:tcPr>
+            <w:tcW w:w="1337" w:type="dxa"/>
+            <w:tcBorders>
+              <w:top w:val="nil" w:color="000000"/>
+              <w:left w:val="nil" w:color="000000"/>
+              <w:bottom w:val="nil" w:color="000000"/>
+              <w:right w:val="nil" w:color="000000"/>
+            </w:tcBorders>
+            <w:vAlign w:val="bottom"/>
+          </w:tcPr>
+          <w:p>
+            <w:pPr>
+              <w:spacing w:after="0"/>
+              <w:jc w:val="right"/>
+            </w:pPr>
+            <w:r>
               <w:t xml:space="preserve">0.019***</w:t>
             </w:r>
           </w:p>
@@ -3986,28 +4151,7 @@
               <w:jc w:val="right"/>
             </w:pPr>
             <w:r>
-              <w:t xml:space="preserve">0.020***</w:t>
-            </w:r>
-          </w:p>
-        </w:tc>
-        <w:tc>
-          <w:tcPr>
-            <w:tcW w:w="1337" w:type="dxa"/>
-            <w:tcBorders>
-              <w:top w:val="nil" w:color="000000"/>
-              <w:left w:val="nil" w:color="000000"/>
-              <w:bottom w:val="nil" w:color="000000"/>
-              <w:right w:val="nil" w:color="000000"/>
-            </w:tcBorders>
-            <w:vAlign w:val="bottom"/>
-          </w:tcPr>
-          <w:p>
-            <w:pPr>
-              <w:spacing w:after="0"/>
-              <w:jc w:val="right"/>
-            </w:pPr>
-            <w:r>
-              <w:t xml:space="preserve">0.019***</w:t>
+              <w:t xml:space="preserve">0.021***</w:t>
             </w:r>
           </w:p>
         </w:tc>
@@ -4088,6 +4232,27 @@
               <w:jc w:val="right"/>
             </w:pPr>
             <w:r>
+              <w:t xml:space="preserve">[0.016,   0.028]</w:t>
+            </w:r>
+          </w:p>
+        </w:tc>
+        <w:tc>
+          <w:tcPr>
+            <w:tcW w:w="1337" w:type="dxa"/>
+            <w:tcBorders>
+              <w:top w:val="nil" w:color="000000"/>
+              <w:left w:val="nil" w:color="000000"/>
+              <w:bottom w:val="nil" w:color="000000"/>
+              <w:right w:val="nil" w:color="000000"/>
+            </w:tcBorders>
+            <w:vAlign w:val="bottom"/>
+          </w:tcPr>
+          <w:p>
+            <w:pPr>
+              <w:spacing w:after="0"/>
+              <w:jc w:val="right"/>
+            </w:pPr>
+            <w:r>
               <w:t xml:space="preserve">[0.015,   0.023]</w:t>
             </w:r>
           </w:p>
@@ -4130,7 +4295,7 @@
               <w:jc w:val="right"/>
             </w:pPr>
             <w:r>
-              <w:t xml:space="preserve">[0.015,   0.025]</w:t>
+              <w:t xml:space="preserve">[0.015,   0.027]</w:t>
             </w:r>
           </w:p>
         </w:tc>
@@ -4173,27 +4338,6 @@
             </w:pPr>
             <w:r>
               <w:t xml:space="preserve">[0.015,   0.023]</w:t>
-            </w:r>
-          </w:p>
-        </w:tc>
-        <w:tc>
-          <w:tcPr>
-            <w:tcW w:w="1337" w:type="dxa"/>
-            <w:tcBorders>
-              <w:top w:val="nil" w:color="000000"/>
-              <w:left w:val="nil" w:color="000000"/>
-              <w:bottom w:val="nil" w:color="000000"/>
-              <w:right w:val="nil" w:color="000000"/>
-            </w:tcBorders>
-            <w:vAlign w:val="bottom"/>
-          </w:tcPr>
-          <w:p>
-            <w:pPr>
-              <w:spacing w:after="0"/>
-              <w:jc w:val="right"/>
-            </w:pPr>
-            <w:r>
-              <w:t xml:space="preserve">[0.014,   0.024]</w:t>
             </w:r>
           </w:p>
         </w:tc>
@@ -4351,6 +4495,27 @@
               <w:jc w:val="right"/>
             </w:pPr>
             <w:r>
+              <w:t xml:space="preserve">4,147,820</w:t>
+            </w:r>
+          </w:p>
+        </w:tc>
+        <w:tc>
+          <w:tcPr>
+            <w:tcW w:w="1337" w:type="dxa"/>
+            <w:tcBorders>
+              <w:top w:val="nil" w:color="000000"/>
+              <w:left w:val="nil" w:color="000000"/>
+              <w:bottom w:val="nil" w:color="000000"/>
+              <w:right w:val="nil" w:color="000000"/>
+            </w:tcBorders>
+            <w:vAlign w:val="bottom"/>
+          </w:tcPr>
+          <w:p>
+            <w:pPr>
+              <w:spacing w:after="0"/>
+              <w:jc w:val="right"/>
+            </w:pPr>
+            <w:r>
               <w:t xml:space="preserve">6,190,724</w:t>
             </w:r>
           </w:p>
@@ -4393,7 +4558,7 @@
               <w:jc w:val="right"/>
             </w:pPr>
             <w:r>
-              <w:t xml:space="preserve">5,139,614</w:t>
+              <w:t xml:space="preserve">3,992,075</w:t>
             </w:r>
           </w:p>
         </w:tc>
@@ -4436,27 +4601,6 @@
             </w:pPr>
             <w:r>
               <w:t xml:space="preserve">6,030,436</w:t>
-            </w:r>
-          </w:p>
-        </w:tc>
-        <w:tc>
-          <w:tcPr>
-            <w:tcW w:w="1337" w:type="dxa"/>
-            <w:tcBorders>
-              <w:top w:val="nil" w:color="000000"/>
-              <w:left w:val="nil" w:color="000000"/>
-              <w:bottom w:val="nil" w:color="000000"/>
-              <w:right w:val="nil" w:color="000000"/>
-            </w:tcBorders>
-            <w:vAlign w:val="bottom"/>
-          </w:tcPr>
-          <w:p>
-            <w:pPr>
-              <w:spacing w:after="0"/>
-              <w:jc w:val="right"/>
-            </w:pPr>
-            <w:r>
-              <w:t xml:space="preserve">5,058,235</w:t>
             </w:r>
           </w:p>
         </w:tc>
@@ -4614,6 +4758,27 @@
               <w:jc w:val="right"/>
             </w:pPr>
             <w:r>
+              <w:t xml:space="preserve">161,646</w:t>
+            </w:r>
+          </w:p>
+        </w:tc>
+        <w:tc>
+          <w:tcPr>
+            <w:tcW w:w="1337" w:type="dxa"/>
+            <w:tcBorders>
+              <w:top w:val="nil" w:color="000000"/>
+              <w:left w:val="nil" w:color="000000"/>
+              <w:bottom w:val="nil" w:color="000000"/>
+              <w:right w:val="nil" w:color="000000"/>
+            </w:tcBorders>
+            <w:vAlign w:val="bottom"/>
+          </w:tcPr>
+          <w:p>
+            <w:pPr>
+              <w:spacing w:after="0"/>
+              <w:jc w:val="right"/>
+            </w:pPr>
+            <w:r>
               <w:t xml:space="preserve">240,905</w:t>
             </w:r>
           </w:p>
@@ -4656,7 +4821,7 @@
               <w:jc w:val="right"/>
             </w:pPr>
             <w:r>
-              <w:t xml:space="preserve">166,232</w:t>
+              <w:t xml:space="preserve">160,402</w:t>
             </w:r>
           </w:p>
         </w:tc>
@@ -4699,27 +4864,6 @@
             </w:pPr>
             <w:r>
               <w:t xml:space="preserve">240,117</w:t>
-            </w:r>
-          </w:p>
-        </w:tc>
-        <w:tc>
-          <w:tcPr>
-            <w:tcW w:w="1337" w:type="dxa"/>
-            <w:tcBorders>
-              <w:top w:val="nil" w:color="000000"/>
-              <w:left w:val="nil" w:color="000000"/>
-              <w:bottom w:val="nil" w:color="000000"/>
-              <w:right w:val="nil" w:color="000000"/>
-            </w:tcBorders>
-            <w:vAlign w:val="bottom"/>
-          </w:tcPr>
-          <w:p>
-            <w:pPr>
-              <w:spacing w:after="0"/>
-              <w:jc w:val="right"/>
-            </w:pPr>
-            <w:r>
-              <w:t xml:space="preserve">165,962</w:t>
             </w:r>
           </w:p>
         </w:tc>
@@ -4877,6 +5021,27 @@
               <w:jc w:val="right"/>
             </w:pPr>
             <w:r>
+              <w:t xml:space="preserve">0.014</w:t>
+            </w:r>
+          </w:p>
+        </w:tc>
+        <w:tc>
+          <w:tcPr>
+            <w:tcW w:w="1337" w:type="dxa"/>
+            <w:tcBorders>
+              <w:top w:val="nil" w:color="000000"/>
+              <w:left w:val="nil" w:color="000000"/>
+              <w:bottom w:val="single" w:color="000000"/>
+              <w:right w:val="nil" w:color="000000"/>
+            </w:tcBorders>
+            <w:vAlign w:val="bottom"/>
+          </w:tcPr>
+          <w:p>
+            <w:pPr>
+              <w:spacing w:after="0"/>
+              <w:jc w:val="right"/>
+            </w:pPr>
+            <w:r>
               <w:t xml:space="preserve">0.017</w:t>
             </w:r>
           </w:p>
@@ -4919,7 +5084,7 @@
               <w:jc w:val="right"/>
             </w:pPr>
             <w:r>
-              <w:t xml:space="preserve">0.016</w:t>
+              <w:t xml:space="preserve">0.017</w:t>
             </w:r>
           </w:p>
         </w:tc>
@@ -4962,27 +5127,6 @@
             </w:pPr>
             <w:r>
               <w:t xml:space="preserve">0.019</w:t>
-            </w:r>
-          </w:p>
-        </w:tc>
-        <w:tc>
-          <w:tcPr>
-            <w:tcW w:w="1337" w:type="dxa"/>
-            <w:tcBorders>
-              <w:top w:val="nil" w:color="000000"/>
-              <w:left w:val="nil" w:color="000000"/>
-              <w:bottom w:val="single" w:color="000000"/>
-              <w:right w:val="nil" w:color="000000"/>
-            </w:tcBorders>
-            <w:vAlign w:val="bottom"/>
-          </w:tcPr>
-          <w:p>
-            <w:pPr>
-              <w:spacing w:after="0"/>
-              <w:jc w:val="right"/>
-            </w:pPr>
-            <w:r>
-              <w:t xml:space="preserve">0.018</w:t>
             </w:r>
           </w:p>
         </w:tc>
